--- a/atelier/atelier_131.docx
+++ b/atelier/atelier_131.docx
@@ -493,7 +493,7 @@
         <w:spacing w:after="120"/>
       </w:pPr>
       <w:r>
-        <w:t xml:space="preserve">Avant d’améliorer la vitesse de review, il faut comprendre où le temps passe. Une merge request a un cycle de vie — de son ouverture à son merge — et entre les deux, le temps se perd à des endroits précis : attente d’un premier regard, allers-retours de corrections, reviewer indisponible, MR oubliée. Le sujet de cet atelier est de cartographier ce cycle ensemble, sur les MR réelles de la squad, et d’identifier les frictions : à quelles étapes le temps s’accumule-t-il vraiment ? On questionne aussi les habitudes installées (« on attend toujours que X review », « on review en fin de journée seulement ») qui ralentissent sans qu’on s’en rende compte. Ce diagnostic est la baseline : il pose le temps de review réel et localise les pertes, avant qu’on agisse (#132-136).</w:t>
+        <w:t xml:space="preserve">Avant d’améliorer la vitesse de review, il faut comprendre où le temps passe. Une merge request a un cycle de vie — de son ouverture à son merge — et entre les deux, le temps se perd à des endroits précis : attente d’un premier regard, allers-retours de corrections, reviewer indisponible, MR oubliée. Le sujet de cet atelier est de cartographier ce cycle ensemble, sur les MR réelles de la squad, et d’identifier les frictions : à quelles étapes le temps s’accumule-t-il vraiment ? On questionne aussi les habitudes installées (« on attend toujours que X review », « on review en fin de journée seulement ») qui ralentissent sans qu’on s’en rende compte. Ce diagnostic est la baseline : il pose le temps de review réel et localise les pertes, avant qu’on agisse.</w:t>
       </w:r>
     </w:p>
     <w:tbl>
@@ -546,7 +546,7 @@
               <w:spacing w:after="60"/>
             </w:pPr>
             <w:r>
-              <w:t xml:space="preserve">Ce diagnostic du cycle MR sert deux axes complémentaires : Q01 (la VITESSE de review — ce temps qu’on cartographie ici) et H05 (l’HYGIÈNE — empêcher les MR d’être abandonnées). Pour éviter de cartographier deux fois, ce diagnostic est mutualisé : il est mené une fois, et alimente les deux axes. Q01 en tire les frictions de LENTEUR (où le temps se perd) ; H05 en tire les MR ABANDONNÉES (cf. atelier #100, tri des MR zombies). Un seul diagnostic, deux exploitations.</w:t>
+              <w:t xml:space="preserve">Ce diagnostic du cycle MR sert deux axes complémentaires : Q01 (la VITESSE de review — ce temps qu’on cartographie ici) et H05 (l’HYGIÈNE — empêcher les MR d’être abandonnées). Pour éviter de cartographier deux fois, ce diagnostic est mutualisé : il est mené une fois, et alimente les deux axes. Q01 en tire les frictions de LENTEUR (où le temps se perd) ; H05 en tire les MR ABANDONNÉES (cf. atelier, tri des MR zombies). Un seul diagnostic, deux exploitations.</w:t>
             </w:r>
           </w:p>
         </w:tc>
@@ -680,7 +680,7 @@
                 <w:sz w:val="18"/>
                 <w:szCs w:val="18"/>
               </w:rPr>
-              <w:t xml:space="preserve">  Ouverture</w:t>
+              <w:t xml:space="preserve"> Ouverture</w:t>
             </w:r>
           </w:p>
           <w:p>
@@ -690,7 +690,7 @@
                 <w:sz w:val="18"/>
                 <w:szCs w:val="18"/>
               </w:rPr>
-              <w:t xml:space="preserve">     | &lt;- délai 1 : combien avant le PREMIER regard ?</w:t>
+              <w:t xml:space="preserve"> | &lt;- délai 1 : combien avant le PREMIER regard ?</w:t>
             </w:r>
           </w:p>
           <w:p>
@@ -700,7 +700,7 @@
                 <w:sz w:val="18"/>
                 <w:szCs w:val="18"/>
               </w:rPr>
-              <w:t xml:space="preserve">  Premier regard / début de review</w:t>
+              <w:t xml:space="preserve"> Premier regard / début de review</w:t>
             </w:r>
           </w:p>
           <w:p>
@@ -710,7 +710,7 @@
                 <w:sz w:val="18"/>
                 <w:szCs w:val="18"/>
               </w:rPr>
-              <w:t xml:space="preserve">     | &lt;- délai 2 : durée de la review elle-même</w:t>
+              <w:t xml:space="preserve"> | &lt;- délai 2 : durée de la review elle-même</w:t>
             </w:r>
           </w:p>
           <w:p>
@@ -720,7 +720,7 @@
                 <w:sz w:val="18"/>
                 <w:szCs w:val="18"/>
               </w:rPr>
-              <w:t xml:space="preserve">  Commentaires / demandes de changement</w:t>
+              <w:t xml:space="preserve"> Commentaires / demandes de changement</w:t>
             </w:r>
           </w:p>
           <w:p>
@@ -730,7 +730,7 @@
                 <w:sz w:val="18"/>
                 <w:szCs w:val="18"/>
               </w:rPr>
-              <w:t xml:space="preserve">     | &lt;- délai 3 : combien avant que l'auteur corrige ?</w:t>
+              <w:t xml:space="preserve"> | &lt;- délai 3 : combien avant que l'auteur corrige ?</w:t>
             </w:r>
           </w:p>
           <w:p>
@@ -740,7 +740,7 @@
                 <w:sz w:val="18"/>
                 <w:szCs w:val="18"/>
               </w:rPr>
-              <w:t xml:space="preserve">  Corrections poussées</w:t>
+              <w:t xml:space="preserve"> Corrections poussées</w:t>
             </w:r>
           </w:p>
           <w:p>
@@ -750,7 +750,7 @@
                 <w:sz w:val="18"/>
                 <w:szCs w:val="18"/>
               </w:rPr>
-              <w:t xml:space="preserve">     | &lt;- délai 4 : combien avant la re-review ?</w:t>
+              <w:t xml:space="preserve"> | &lt;- délai 4 : combien avant la re-review ?</w:t>
             </w:r>
           </w:p>
           <w:p>
@@ -760,7 +760,7 @@
                 <w:sz w:val="18"/>
                 <w:szCs w:val="18"/>
               </w:rPr>
-              <w:t xml:space="preserve">  Approbation</w:t>
+              <w:t xml:space="preserve"> Approbation</w:t>
             </w:r>
           </w:p>
           <w:p>
@@ -770,7 +770,7 @@
                 <w:sz w:val="18"/>
                 <w:szCs w:val="18"/>
               </w:rPr>
-              <w:t xml:space="preserve">     | &lt;- délai 5 : combien avant le merge effectif ?</w:t>
+              <w:t xml:space="preserve"> | &lt;- délai 5 : combien avant le merge effectif ?</w:t>
             </w:r>
           </w:p>
           <w:p>
@@ -780,7 +780,7 @@
                 <w:sz w:val="18"/>
                 <w:szCs w:val="18"/>
               </w:rPr>
-              <w:t xml:space="preserve">  Merge</w:t>
+              <w:t xml:space="preserve"> Merge</w:t>
             </w:r>
           </w:p>
           <w:p>
@@ -800,7 +800,7 @@
                 <w:sz w:val="18"/>
                 <w:szCs w:val="18"/>
               </w:rPr>
-              <w:t xml:space="preserve">  -&gt; sur des MR réelles, estimer chaque délai.</w:t>
+              <w:t xml:space="preserve"> -&gt; sur des MR réelles, estimer chaque délai.</w:t>
             </w:r>
           </w:p>
           <w:p>
@@ -810,7 +810,7 @@
                 <w:sz w:val="18"/>
                 <w:szCs w:val="18"/>
               </w:rPr>
-              <w:t xml:space="preserve">     Le plus gros délai = la friction à traiter en premier.</w:t>
+              <w:t xml:space="preserve"> Le plus gros délai = la friction à traiter en premier.</w:t>
             </w:r>
           </w:p>
         </w:tc>
@@ -881,7 +881,7 @@
         <w:spacing w:after="120"/>
       </w:pPr>
       <w:r>
-        <w:t xml:space="preserve">À la sortie, la squad a cartographié le cycle de vie réel de ses MR, de l’ouverture au merge, et identifié les frictions principales — les étapes où le temps se perd vraiment — ainsi que les habitudes installées qui ralentissent. Le temps de review réel est posé comme baseline (mesure Review time du hub). Ce diagnostic, mutualisé avec l’hygiène des MR (H05), alimente la suite de Q01 : on sait désormais où agir pour accélérer (#132-136), au lieu de parier. La mesure Review time du hub a son point de départ.</w:t>
+        <w:t xml:space="preserve">À la sortie, la squad a cartographié le cycle de vie réel de ses MR, de l’ouverture au merge, et identifié les frictions principales — les étapes où le temps se perd vraiment — ainsi que les habitudes installées qui ralentissent. Le temps de review réel est posé comme baseline (mesure Review time du hub). Ce diagnostic, mutualisé avec l’hygiène des MR (H05), alimente la suite de Q01 : on sait désormais où agir pour accélérer, au lieu de parier. La mesure Review time du hub a son point de départ.</w:t>
       </w:r>
     </w:p>
     <w:p>
@@ -1137,7 +1137,7 @@
         <w:spacing w:after="120"/>
       </w:pPr>
       <w:r>
-        <w:t xml:space="preserve">Ce diagnostic ouvre Q01. La suite : #132 (visualiser les temps réels — le miroir), #133 (SLA de review : 24h/48h), #134 (rappels automatiques — la cible des renvois H05), #135 (causes de lenteur), #136 (analyse des exceptions). Côté hygiène, ce même diagnostic alimente H05 (#100, tri des MR abandonnées). Q01 porte la vitesse ; H05 l’anti-abandon.</w:t>
+        <w:t xml:space="preserve">Ce diagnostic ouvre Q01. La suite : (visualiser les temps réels — le miroir), (SLA de review : 24h/48h), (rappels automatiques — la cible des renvois H05), (causes de lenteur), (analyse des exceptions). Côté hygiène, ce même diagnostic alimente H05 (tri des MR abandonnées). Q01 porte la vitesse ; H05 l’anti-abandon.</w:t>
       </w:r>
     </w:p>
     <w:p>
